--- a/AnaliseQualidade-PowerBank.docx
+++ b/AnaliseQualidade-PowerBank.docx
@@ -2914,6 +2914,157 @@
               <w:t xml:space="preserve">Ex. Imagem 1 </w:t>
             </w:r>
           </w:p>
+          <w:p>
+            <w:pPr>
+              <w:spacing w:line="360" w:lineRule="auto"/>
+              <w:jc w:val="both"/>
+              <w:rPr>
+                <w:rFonts w:ascii="Arial" w:eastAsia="Arial" w:hAnsi="Arial" w:cs="Arial"/>
+                <w:bCs/>
+                <w:color w:val="000000" w:themeColor="text1"/>
+                <w:sz w:val="24"/>
+                <w:szCs w:val="24"/>
+              </w:rPr>
+            </w:pPr>
+          </w:p>
+        </w:tc>
+      </w:tr>
+      <w:tr>
+        <w:trPr>
+          <w:trHeight w:val="2178"/>
+        </w:trPr>
+        <w:tc>
+          <w:tcPr>
+            <w:tcW w:w="1980" w:type="dxa"/>
+          </w:tcPr>
+          <w:p>
+            <w:pPr>
+              <w:spacing w:line="360" w:lineRule="auto"/>
+              <w:rPr>
+                <w:rFonts w:ascii="Arial" w:eastAsia="Arial" w:hAnsi="Arial" w:cs="Arial"/>
+                <w:b/>
+                <w:color w:val="000000" w:themeColor="text1"/>
+                <w:sz w:val="24"/>
+                <w:szCs w:val="24"/>
+              </w:rPr>
+            </w:pPr>
+            <w:r>
+              <w:rPr>
+                <w:rFonts w:ascii="Arial" w:eastAsia="Arial" w:hAnsi="Arial" w:cs="Arial"/>
+                <w:b/>
+                <w:color w:val="000000" w:themeColor="text1"/>
+                <w:sz w:val="24"/>
+                <w:szCs w:val="24"/>
+              </w:rPr>
+              <w:t>Pontos de melhoria</w:t>
+            </w:r>
+          </w:p>
+        </w:tc>
+        <w:tc>
+          <w:tcPr>
+            <w:tcW w:w="3969" w:type="dxa"/>
+          </w:tcPr>
+          <w:p>
+            <w:pPr>
+              <w:spacing w:line="360" w:lineRule="auto"/>
+              <w:jc w:val="both"/>
+              <w:rPr>
+                <w:rFonts w:ascii="Arial" w:eastAsia="Arial" w:hAnsi="Arial" w:cs="Arial"/>
+                <w:bCs/>
+                <w:color w:val="000000" w:themeColor="text1"/>
+                <w:sz w:val="24"/>
+                <w:szCs w:val="24"/>
+              </w:rPr>
+            </w:pPr>
+            <w:r>
+              <w:rPr>
+                <w:rFonts w:ascii="Arial" w:eastAsia="Arial" w:hAnsi="Arial" w:cs="Arial"/>
+                <w:bCs/>
+                <w:color w:val="000000" w:themeColor="text1"/>
+                <w:sz w:val="24"/>
+                <w:szCs w:val="24"/>
+              </w:rPr>
+              <w:t xml:space="preserve">O </w:t>
+            </w:r>
+            <w:r>
+              <w:rPr>
+                <w:rFonts w:ascii="Arial" w:eastAsia="Arial" w:hAnsi="Arial" w:cs="Arial"/>
+                <w:bCs/>
+                <w:color w:val="000000" w:themeColor="text1"/>
+                <w:sz w:val="24"/>
+                <w:szCs w:val="24"/>
+              </w:rPr>
+              <w:t>tempo de recarga</w:t>
+            </w:r>
+            <w:r>
+              <w:rPr>
+                <w:rFonts w:ascii="Arial" w:eastAsia="Arial" w:hAnsi="Arial" w:cs="Arial"/>
+                <w:bCs/>
+                <w:color w:val="000000" w:themeColor="text1"/>
+                <w:sz w:val="24"/>
+                <w:szCs w:val="24"/>
+              </w:rPr>
+              <w:t xml:space="preserve"> do próprio power bank </w:t>
+            </w:r>
+            <w:r>
+              <w:rPr>
+                <w:rFonts w:ascii="Arial" w:eastAsia="Arial" w:hAnsi="Arial" w:cs="Arial"/>
+                <w:bCs/>
+                <w:color w:val="000000" w:themeColor="text1"/>
+                <w:sz w:val="24"/>
+                <w:szCs w:val="24"/>
+              </w:rPr>
+              <w:t xml:space="preserve">até 100% é </w:t>
+            </w:r>
+            <w:r>
+              <w:rPr>
+                <w:rFonts w:ascii="Arial" w:eastAsia="Arial" w:hAnsi="Arial" w:cs="Arial"/>
+                <w:bCs/>
+                <w:color w:val="000000" w:themeColor="text1"/>
+                <w:sz w:val="24"/>
+                <w:szCs w:val="24"/>
+              </w:rPr>
+              <w:t>relativamente longo</w:t>
+            </w:r>
+          </w:p>
+        </w:tc>
+        <w:tc>
+          <w:tcPr>
+            <w:tcW w:w="3544" w:type="dxa"/>
+          </w:tcPr>
+          <w:p>
+            <w:pPr>
+              <w:spacing w:line="360" w:lineRule="auto"/>
+              <w:jc w:val="both"/>
+              <w:rPr>
+                <w:rFonts w:ascii="Arial" w:eastAsia="Arial" w:hAnsi="Arial" w:cs="Arial"/>
+                <w:bCs/>
+                <w:color w:val="000000" w:themeColor="text1"/>
+                <w:sz w:val="24"/>
+                <w:szCs w:val="24"/>
+              </w:rPr>
+            </w:pPr>
+            <w:r>
+              <w:rPr>
+                <w:rFonts w:ascii="Arial" w:eastAsia="Arial" w:hAnsi="Arial" w:cs="Arial"/>
+                <w:bCs/>
+                <w:color w:val="000000" w:themeColor="text1"/>
+                <w:sz w:val="24"/>
+                <w:szCs w:val="24"/>
+              </w:rPr>
+              <w:t xml:space="preserve">Podendo levar de 7H á 12H </w:t>
+            </w:r>
+            <w:r>
+              <w:rPr>
+                <w:rFonts w:ascii="Arial" w:eastAsia="Arial" w:hAnsi="Arial" w:cs="Arial"/>
+                <w:bCs/>
+                <w:color w:val="000000" w:themeColor="text1"/>
+                <w:sz w:val="24"/>
+                <w:szCs w:val="24"/>
+              </w:rPr>
+              <w:t>para uma carga completa</w:t>
+            </w:r>
+          </w:p>
         </w:tc>
       </w:tr>
     </w:tbl>
@@ -2934,6 +3085,7 @@
         <w:pStyle w:val="Ttulo2"/>
       </w:pPr>
       <w:r>
+        <w:lastRenderedPageBreak/>
         <w:t xml:space="preserve"> </w:t>
       </w:r>
       <w:bookmarkStart w:id="6" w:name="_Toc73287563"/>
@@ -2988,17 +3140,7 @@
           <w:sz w:val="24"/>
           <w:szCs w:val="24"/>
         </w:rPr>
-        <w:t xml:space="preserve"> de 20.000 mAh, utilizado com frequência para recarregar smartphones em momentos em que não há acesso a uma tomada. Durante a análise, foi observado que </w:t>
-      </w:r>
-      <w:r>
-        <w:rPr>
-          <w:rFonts w:ascii="Arial" w:eastAsia="Arial" w:hAnsi="Arial" w:cs="Arial"/>
-          <w:color w:val="000000" w:themeColor="text1"/>
-          <w:sz w:val="24"/>
-          <w:szCs w:val="24"/>
-        </w:rPr>
-        <w:lastRenderedPageBreak/>
-        <w:t>o produto oferece boa autonomia, carregamento rápido e facilidade de uso, além de ser compatível com diferentes dispositivos. De modo geral, apresentou desempenho satisfatório, atendendo às necessidades do uso diário de forma prática e eficiente.</w:t>
+        <w:t xml:space="preserve"> de 20.000 mAh, utilizado com frequência para recarregar smartphones em momentos em que não há acesso a uma tomada. Durante a análise, foi observado que o produto oferece boa autonomia, carregamento rápido e facilidade de uso, além de ser compatível com diferentes dispositivos. De modo geral, apresentou desempenho satisfatório, atendendo às necessidades do uso diário de forma prática e eficiente.</w:t>
       </w:r>
     </w:p>
     <w:p>
@@ -3225,7 +3367,7 @@
           <w:sz w:val="24"/>
           <w:szCs w:val="24"/>
         </w:rPr>
-        <w:t xml:space="preserve">proporcionou uma visão mais ampla sobre a importância da análise da qualidade em produtos utilizados no dia a dia. </w:t>
+        <w:t xml:space="preserve">proporcionou uma visão mais ampla sobre a importância da análise da qualidade em produtos utilizados no dia a dia. Durante a avaliação do Power Bank Q Gold 22,5 W, foi possível observar </w:t>
       </w:r>
       <w:r>
         <w:rPr>
@@ -3234,27 +3376,53 @@
           <w:sz w:val="24"/>
           <w:szCs w:val="24"/>
         </w:rPr>
-        <w:lastRenderedPageBreak/>
-        <w:t>Durante a avaliação do Power Bank Q Gold 22,5 W, foi possível observar caracteriscas como desempenho, usabilidade, materiais, e pontos de melhoria, tendo uma análise mais criteriosa.</w:t>
-      </w:r>
-    </w:p>
-    <w:p>
-      <w:pPr>
+        <w:t>características</w:t>
+      </w:r>
+      <w:r>
         <w:rPr>
           <w:rFonts w:ascii="Arial" w:hAnsi="Arial" w:cs="Arial"/>
           <w:color w:val="000000" w:themeColor="text1"/>
           <w:sz w:val="24"/>
           <w:szCs w:val="24"/>
         </w:rPr>
-      </w:pPr>
-      <w:r>
+        <w:t xml:space="preserve"> como desempenho, usabilidade, materiais, e pontos de melhoria, tendo uma análise mais criteriosa.</w:t>
+      </w:r>
+    </w:p>
+    <w:p>
+      <w:pPr>
         <w:rPr>
           <w:rFonts w:ascii="Arial" w:hAnsi="Arial" w:cs="Arial"/>
           <w:color w:val="000000" w:themeColor="text1"/>
           <w:sz w:val="24"/>
           <w:szCs w:val="24"/>
         </w:rPr>
-        <w:t xml:space="preserve">A principal lição aprendida é que o profissional de que não avalia apenas o produto, mas também a experiencia do usuário, durabilidade, segurança, entre outras coisas e isso pode ser aplicado em relatórios para melhoras continuas de produtos e serviços </w:t>
+      </w:pPr>
+      <w:r>
+        <w:rPr>
+          <w:rFonts w:ascii="Arial" w:hAnsi="Arial" w:cs="Arial"/>
+          <w:color w:val="000000" w:themeColor="text1"/>
+          <w:sz w:val="24"/>
+          <w:szCs w:val="24"/>
+        </w:rPr>
+        <w:t xml:space="preserve">A principal lição aprendida é que o profissional de </w:t>
+      </w:r>
+      <w:r>
+        <w:rPr>
+          <w:rFonts w:ascii="Arial" w:hAnsi="Arial" w:cs="Arial"/>
+          <w:color w:val="000000" w:themeColor="text1"/>
+          <w:sz w:val="24"/>
+          <w:szCs w:val="24"/>
+        </w:rPr>
+        <w:t>QA</w:t>
+      </w:r>
+      <w:r>
+        <w:rPr>
+          <w:rFonts w:ascii="Arial" w:hAnsi="Arial" w:cs="Arial"/>
+          <w:color w:val="000000" w:themeColor="text1"/>
+          <w:sz w:val="24"/>
+          <w:szCs w:val="24"/>
+        </w:rPr>
+        <w:t xml:space="preserve"> não avalia apenas o produto, mas também a experiencia do usuário, durabilidade, segurança, entre outras coisas e isso pode ser aplicado em relatórios para melhoras continuas de produtos e serviços </w:t>
       </w:r>
     </w:p>
     <w:p>
@@ -4858,6 +5026,7 @@
   <w:style w:type="character" w:default="1" w:styleId="Fontepargpadro">
     <w:name w:val="Default Paragraph Font"/>
     <w:uiPriority w:val="1"/>
+    <w:semiHidden/>
     <w:unhideWhenUsed/>
   </w:style>
   <w:style w:type="table" w:default="1" w:styleId="Tabelanormal">
